--- a/word-templates/modele-rapport-complet-par-risque.docx
+++ b/word-templates/modele-rapport-complet-par-risque.docx
@@ -96,6 +96,9 @@
             </w:tcMar>
           </w:tcPr>
           <w:p>
+            <w:pPr>
+              <w:spacing w:after="0" w:before="0"/>
+            </w:pPr>
             <w:r>
               <w:rPr>
                 <w:b w:val="false"/>
@@ -117,6 +120,9 @@
             </w:tcMar>
           </w:tcPr>
           <w:p>
+            <w:pPr>
+              <w:spacing w:after="0" w:before="0"/>
+            </w:pPr>
             <w:r>
               <w:rPr>
                 <w:b w:val="false"/>
@@ -139,6 +145,9 @@
             </w:tcMar>
           </w:tcPr>
           <w:p>
+            <w:pPr>
+              <w:spacing w:after="0" w:before="0"/>
+            </w:pPr>
             <w:r>
               <w:rPr>
                 <w:b w:val="false"/>
@@ -160,6 +169,9 @@
             </w:tcMar>
           </w:tcPr>
           <w:p>
+            <w:pPr>
+              <w:spacing w:after="0" w:before="0"/>
+            </w:pPr>
             <w:r>
               <w:rPr>
                 <w:b w:val="false"/>
@@ -182,6 +194,9 @@
             </w:tcMar>
           </w:tcPr>
           <w:p>
+            <w:pPr>
+              <w:spacing w:after="0" w:before="0"/>
+            </w:pPr>
             <w:r>
               <w:rPr>
                 <w:b w:val="false"/>
@@ -203,6 +218,9 @@
             </w:tcMar>
           </w:tcPr>
           <w:p>
+            <w:pPr>
+              <w:spacing w:after="0" w:before="0"/>
+            </w:pPr>
             <w:r>
               <w:rPr>
                 <w:b w:val="false"/>
@@ -225,6 +243,9 @@
             </w:tcMar>
           </w:tcPr>
           <w:p>
+            <w:pPr>
+              <w:spacing w:after="0" w:before="0"/>
+            </w:pPr>
             <w:r>
               <w:rPr>
                 <w:b w:val="false"/>
@@ -246,6 +267,9 @@
             </w:tcMar>
           </w:tcPr>
           <w:p>
+            <w:pPr>
+              <w:spacing w:after="0" w:before="0"/>
+            </w:pPr>
             <w:r>
               <w:rPr>
                 <w:b w:val="false"/>
@@ -268,6 +292,9 @@
             </w:tcMar>
           </w:tcPr>
           <w:p>
+            <w:pPr>
+              <w:spacing w:after="0" w:before="0"/>
+            </w:pPr>
             <w:r>
               <w:rPr>
                 <w:b w:val="false"/>
@@ -289,6 +316,9 @@
             </w:tcMar>
           </w:tcPr>
           <w:p>
+            <w:pPr>
+              <w:spacing w:after="0" w:before="0"/>
+            </w:pPr>
             <w:r>
               <w:rPr>
                 <w:b w:val="false"/>
@@ -311,6 +341,9 @@
             </w:tcMar>
           </w:tcPr>
           <w:p>
+            <w:pPr>
+              <w:spacing w:after="0" w:before="0"/>
+            </w:pPr>
             <w:r>
               <w:rPr>
                 <w:b w:val="false"/>
@@ -332,6 +365,9 @@
             </w:tcMar>
           </w:tcPr>
           <w:p>
+            <w:pPr>
+              <w:spacing w:after="0" w:before="0"/>
+            </w:pPr>
             <w:r>
               <w:rPr>
                 <w:b w:val="false"/>
@@ -354,6 +390,9 @@
             </w:tcMar>
           </w:tcPr>
           <w:p>
+            <w:pPr>
+              <w:spacing w:after="0" w:before="0"/>
+            </w:pPr>
             <w:r>
               <w:rPr>
                 <w:b w:val="false"/>
@@ -375,6 +414,9 @@
             </w:tcMar>
           </w:tcPr>
           <w:p>
+            <w:pPr>
+              <w:spacing w:after="0" w:before="0"/>
+            </w:pPr>
             <w:r>
               <w:rPr>
                 <w:b w:val="false"/>
@@ -397,6 +439,9 @@
             </w:tcMar>
           </w:tcPr>
           <w:p>
+            <w:pPr>
+              <w:spacing w:after="0" w:before="0"/>
+            </w:pPr>
             <w:r>
               <w:rPr>
                 <w:b w:val="false"/>
@@ -418,6 +463,9 @@
             </w:tcMar>
           </w:tcPr>
           <w:p>
+            <w:pPr>
+              <w:spacing w:after="0" w:before="0"/>
+            </w:pPr>
             <w:r>
               <w:rPr>
                 <w:b w:val="false"/>
@@ -713,6 +761,9 @@
             </w:tcMar>
           </w:tcPr>
           <w:p>
+            <w:pPr>
+              <w:spacing w:after="0" w:before="0"/>
+            </w:pPr>
             <w:r>
               <w:rPr>
                 <w:b/>
@@ -734,6 +785,9 @@
             </w:tcMar>
           </w:tcPr>
           <w:p>
+            <w:pPr>
+              <w:spacing w:after="0" w:before="0"/>
+            </w:pPr>
             <w:r>
               <w:rPr>
                 <w:b/>
@@ -755,6 +809,9 @@
             </w:tcMar>
           </w:tcPr>
           <w:p>
+            <w:pPr>
+              <w:spacing w:after="0" w:before="0"/>
+            </w:pPr>
             <w:r>
               <w:rPr>
                 <w:b/>
@@ -777,6 +834,9 @@
             </w:tcMar>
           </w:tcPr>
           <w:p>
+            <w:pPr>
+              <w:spacing w:after="0" w:before="0"/>
+            </w:pPr>
             <w:r>
               <w:t xml:space="preserve">{{#each grid.vertical_axis.levels}}</w:t>
             </w:r>
@@ -796,6 +856,9 @@
             </w:tcMar>
           </w:tcPr>
           <w:p>
+            <w:pPr>
+              <w:spacing w:after="0" w:before="0"/>
+            </w:pPr>
             <w:r>
               <w:t xml:space="preserve">{{ step.label }}</w:t>
             </w:r>
@@ -812,6 +875,9 @@
             </w:tcMar>
           </w:tcPr>
           <w:p>
+            <w:pPr>
+              <w:spacing w:after="0" w:before="0"/>
+            </w:pPr>
             <w:r>
               <w:t xml:space="preserve">{{ step.description }}</w:t>
             </w:r>
@@ -869,6 +935,9 @@
             </w:tcMar>
           </w:tcPr>
           <w:p>
+            <w:pPr>
+              <w:spacing w:after="0" w:before="0"/>
+            </w:pPr>
             <w:r>
               <w:rPr>
                 <w:b/>
@@ -890,6 +959,9 @@
             </w:tcMar>
           </w:tcPr>
           <w:p>
+            <w:pPr>
+              <w:spacing w:after="0" w:before="0"/>
+            </w:pPr>
             <w:r>
               <w:rPr>
                 <w:b/>
@@ -911,6 +983,9 @@
             </w:tcMar>
           </w:tcPr>
           <w:p>
+            <w:pPr>
+              <w:spacing w:after="0" w:before="0"/>
+            </w:pPr>
             <w:r>
               <w:rPr>
                 <w:b/>
@@ -933,6 +1008,9 @@
             </w:tcMar>
           </w:tcPr>
           <w:p>
+            <w:pPr>
+              <w:spacing w:after="0" w:before="0"/>
+            </w:pPr>
             <w:r>
               <w:t xml:space="preserve">{{#each grid.horizontal_axis.levels}}</w:t>
             </w:r>
@@ -952,6 +1030,9 @@
             </w:tcMar>
           </w:tcPr>
           <w:p>
+            <w:pPr>
+              <w:spacing w:after="0" w:before="0"/>
+            </w:pPr>
             <w:r>
               <w:t xml:space="preserve">{{ step.label }}</w:t>
             </w:r>
@@ -968,6 +1049,9 @@
             </w:tcMar>
           </w:tcPr>
           <w:p>
+            <w:pPr>
+              <w:spacing w:after="0" w:before="0"/>
+            </w:pPr>
             <w:r>
               <w:t xml:space="preserve">{{ step.description }}</w:t>
             </w:r>
@@ -1332,6 +1416,7 @@
     </w:rPrDefault>
     <w:pPrDefault>
       <w:pPr>
+        <w:widowControl/>
         <w:spacing w:after="120" w:line="264"/>
       </w:pPr>
     </w:pPrDefault>
@@ -1342,6 +1427,8 @@
     <w:next w:val="Normal"/>
     <w:qFormat/>
     <w:pPr>
+      <w:keepNext/>
+      <w:keepLines/>
       <w:spacing w:after="80"/>
     </w:pPr>
     <w:rPr>
@@ -1360,6 +1447,7 @@
     <w:qFormat/>
     <w:pPr>
       <w:keepNext/>
+      <w:keepLines/>
       <w:spacing w:after="120" w:before="360"/>
       <w:outlineLvl w:val="0"/>
     </w:pPr>
@@ -1379,6 +1467,7 @@
     <w:qFormat/>
     <w:pPr>
       <w:keepNext/>
+      <w:keepLines/>
       <w:spacing w:after="100" w:before="280"/>
       <w:outlineLvl w:val="1"/>
     </w:pPr>
@@ -1398,6 +1487,7 @@
     <w:qFormat/>
     <w:pPr>
       <w:keepNext/>
+      <w:keepLines/>
       <w:spacing w:after="60" w:before="160"/>
       <w:outlineLvl w:val="2"/>
     </w:pPr>
